--- a/project report.docx
+++ b/project report.docx
@@ -4098,22 +4098,6 @@
       <w:pPr>
         <w:rPr>
           <w:rFonts w:ascii="Times New Roman" w:hAnsi="Times New Roman" w:cs="Times New Roman"/>
-          <w:lang w:val="en-US"/>
-        </w:rPr>
-      </w:pPr>
-    </w:p>
-    <w:p>
-      <w:pPr>
-        <w:rPr>
-          <w:rFonts w:ascii="Times New Roman" w:hAnsi="Times New Roman" w:cs="Times New Roman"/>
-          <w:lang w:val="en-US"/>
-        </w:rPr>
-      </w:pPr>
-    </w:p>
-    <w:p>
-      <w:pPr>
-        <w:rPr>
-          <w:rFonts w:ascii="Times New Roman" w:hAnsi="Times New Roman" w:cs="Times New Roman"/>
           <w:b/>
           <w:bCs/>
         </w:rPr>
@@ -4235,17 +4219,12 @@
         <w:rPr>
           <w:rFonts w:ascii="Times New Roman" w:hAnsi="Times New Roman" w:cs="Times New Roman"/>
         </w:rPr>
-        <w:t xml:space="preserve">The framework </w:t>
-      </w:r>
-      <w:r>
-        <w:rPr>
-          <w:rFonts w:ascii="Times New Roman" w:hAnsi="Times New Roman" w:cs="Times New Roman"/>
-        </w:rPr>
-        <w:t xml:space="preserve">contains </w:t>
-      </w:r>
-      <w:r>
-        <w:rPr>
-          <w:rFonts w:ascii="Times New Roman" w:hAnsi="Times New Roman" w:cs="Times New Roman"/>
+        <w:t xml:space="preserve">The framework contains </w:t>
+      </w:r>
+      <w:r>
+        <w:rPr>
+          <w:rFonts w:ascii="Times New Roman" w:hAnsi="Times New Roman" w:cs="Times New Roman"/>
+          <w:b/>
           <w:bCs/>
         </w:rPr>
         <w:t>five recommendations in total</w:t>
@@ -4261,7 +4240,7 @@
       <w:pPr>
         <w:numPr>
           <w:ilvl w:val="0"/>
-          <w:numId w:val="16"/>
+          <w:numId w:val="18"/>
         </w:numPr>
         <w:tabs>
           <w:tab w:val="left" w:pos="720"/>
@@ -4273,6 +4252,7 @@
       <w:r>
         <w:rPr>
           <w:rFonts w:ascii="Times New Roman" w:hAnsi="Times New Roman" w:cs="Times New Roman"/>
+          <w:b/>
           <w:bCs/>
         </w:rPr>
         <w:t>2 High-priority recommendations</w:t>
@@ -4288,7 +4268,7 @@
       <w:pPr>
         <w:numPr>
           <w:ilvl w:val="0"/>
-          <w:numId w:val="16"/>
+          <w:numId w:val="18"/>
         </w:numPr>
         <w:tabs>
           <w:tab w:val="left" w:pos="720"/>
@@ -4300,45 +4280,46 @@
       <w:r>
         <w:rPr>
           <w:rFonts w:ascii="Times New Roman" w:hAnsi="Times New Roman" w:cs="Times New Roman"/>
-          <w:bCs/>
-        </w:rPr>
-        <w:t>3 Medium-priority recommendations</w:t>
-      </w:r>
-      <w:r>
-        <w:rPr>
-          <w:rFonts w:ascii="Times New Roman" w:hAnsi="Times New Roman" w:cs="Times New Roman"/>
-        </w:rPr>
-        <w:t xml:space="preserve"> </w:t>
-      </w:r>
-    </w:p>
-    <w:p>
-      <w:pPr>
-        <w:rPr>
-          <w:rFonts w:ascii="Times New Roman" w:hAnsi="Times New Roman" w:cs="Times New Roman"/>
-        </w:rPr>
-      </w:pPr>
-      <w:r>
-        <w:rPr>
-          <w:rFonts w:ascii="Times New Roman" w:hAnsi="Times New Roman" w:cs="Times New Roman"/>
-        </w:rPr>
-        <w:t>A priority slicer is also included, allowing decision-makers to filter the recommendations according to their priority level. This functionality enables users to focus on the most urgent actions or review recommendations according to specific levels of importance.</w:t>
-      </w:r>
-    </w:p>
-    <w:p>
-      <w:pPr>
-        <w:rPr>
-          <w:rFonts w:ascii="Times New Roman" w:hAnsi="Times New Roman" w:cs="Times New Roman"/>
           <w:b/>
           <w:bCs/>
         </w:rPr>
-      </w:pPr>
-      <w:r>
+        <w:t>3 Medium-priority recommendations</w:t>
+      </w:r>
+      <w:r>
+        <w:rPr>
+          <w:rFonts w:ascii="Times New Roman" w:hAnsi="Times New Roman" w:cs="Times New Roman"/>
+        </w:rPr>
+        <w:t xml:space="preserve"> </w:t>
+      </w:r>
+    </w:p>
+    <w:p>
+      <w:pPr>
+        <w:rPr>
+          <w:rFonts w:ascii="Times New Roman" w:hAnsi="Times New Roman" w:cs="Times New Roman"/>
+        </w:rPr>
+      </w:pPr>
+      <w:r>
+        <w:rPr>
+          <w:rFonts w:ascii="Times New Roman" w:hAnsi="Times New Roman" w:cs="Times New Roman"/>
+        </w:rPr>
+        <w:t>A priority slicer is also included, allowing decision-makers to filter the recommendations according to their priority level. This functionality enables users to focus on the most urgent actions or review recommendations according to specific levels of importance.</w:t>
+      </w:r>
+    </w:p>
+    <w:p>
+      <w:pPr>
         <w:rPr>
           <w:rFonts w:ascii="Times New Roman" w:hAnsi="Times New Roman" w:cs="Times New Roman"/>
           <w:b/>
           <w:bCs/>
         </w:rPr>
-        <w:t>Decision Recommendations</w:t>
+      </w:pPr>
+      <w:r>
+        <w:rPr>
+          <w:rFonts w:ascii="Times New Roman" w:hAnsi="Times New Roman" w:cs="Times New Roman"/>
+          <w:b/>
+          <w:bCs/>
+        </w:rPr>
+        <w:t xml:space="preserve"> Decision Recommendations</w:t>
       </w:r>
     </w:p>
     <w:p>
@@ -4356,6 +4337,7 @@
       <w:r>
         <w:rPr>
           <w:rFonts w:ascii="Times New Roman" w:hAnsi="Times New Roman" w:cs="Times New Roman"/>
+          <w:b/>
           <w:bCs/>
         </w:rPr>
         <w:t>Decision Recommendations</w:t>
@@ -4397,7 +4379,7 @@
       <w:pPr>
         <w:numPr>
           <w:ilvl w:val="0"/>
-          <w:numId w:val="17"/>
+          <w:numId w:val="19"/>
         </w:numPr>
         <w:tabs>
           <w:tab w:val="left" w:pos="720"/>
@@ -4425,7 +4407,7 @@
       <w:pPr>
         <w:numPr>
           <w:ilvl w:val="0"/>
-          <w:numId w:val="17"/>
+          <w:numId w:val="19"/>
         </w:numPr>
         <w:tabs>
           <w:tab w:val="left" w:pos="720"/>
@@ -4453,7 +4435,7 @@
       <w:pPr>
         <w:numPr>
           <w:ilvl w:val="0"/>
-          <w:numId w:val="17"/>
+          <w:numId w:val="19"/>
         </w:numPr>
         <w:tabs>
           <w:tab w:val="left" w:pos="720"/>
@@ -4481,7 +4463,7 @@
       <w:pPr>
         <w:numPr>
           <w:ilvl w:val="0"/>
-          <w:numId w:val="17"/>
+          <w:numId w:val="19"/>
         </w:numPr>
         <w:tabs>
           <w:tab w:val="left" w:pos="720"/>
@@ -4529,6 +4511,15 @@
       <w:pPr>
         <w:rPr>
           <w:rFonts w:ascii="Times New Roman" w:hAnsi="Times New Roman" w:cs="Times New Roman"/>
+          <w:lang w:val="en-US"/>
+        </w:rPr>
+      </w:pPr>
+    </w:p>
+    <w:p>
+      <w:pPr>
+        <w:rPr>
+          <w:rFonts w:ascii="Times New Roman" w:hAnsi="Times New Roman" w:cs="Times New Roman"/>
+          <w:lang w:val="en-US"/>
         </w:rPr>
       </w:pPr>
     </w:p>
@@ -4545,186 +4536,140 @@
           <w:rFonts w:ascii="Times New Roman" w:hAnsi="Times New Roman" w:cs="Times New Roman"/>
           <w:b/>
           <w:bCs/>
-        </w:rPr>
-        <w:t>Strategic Importance and Business Impact</w:t>
-      </w:r>
-    </w:p>
-    <w:p>
-      <w:pPr>
-        <w:rPr>
-          <w:rFonts w:ascii="Times New Roman" w:hAnsi="Times New Roman" w:cs="Times New Roman"/>
-        </w:rPr>
-      </w:pPr>
-      <w:r>
-        <w:rPr>
-          <w:rFonts w:ascii="Times New Roman" w:hAnsi="Times New Roman" w:cs="Times New Roman"/>
-        </w:rPr>
-        <w:t>The Decision Output Framework is an essential component of the Retail Sales Decision Support System because it transforms analytical findings into practical managerial guidance. Rather than presenting decision-makers with information alone, the framework provides specific recommendations regarding how the organization can respond to identified business conditions.</w:t>
-      </w:r>
-    </w:p>
-    <w:p>
-      <w:pPr>
-        <w:rPr>
-          <w:rFonts w:ascii="Times New Roman" w:hAnsi="Times New Roman" w:cs="Times New Roman"/>
-        </w:rPr>
-      </w:pPr>
-      <w:r>
-        <w:rPr>
-          <w:rFonts w:ascii="Times New Roman" w:hAnsi="Times New Roman" w:cs="Times New Roman"/>
-        </w:rPr>
-        <w:t>The prioritization system further supports managerial decision-making by directing attention and resources towards actions with potentially greater business impact. The two high-priority recommendations focus on protecting key revenue sources and ensuring the availability of high-demand products. The three medium-priority recommendations address opportunities related to demand planning, inventory efficiency, and revenue growth.</w:t>
-      </w:r>
-    </w:p>
-    <w:p>
-      <w:pPr>
-        <w:rPr>
-          <w:rFonts w:ascii="Times New Roman" w:hAnsi="Times New Roman" w:cs="Times New Roman"/>
-        </w:rPr>
-      </w:pPr>
-      <w:r>
-        <w:rPr>
-          <w:rFonts w:ascii="Times New Roman" w:hAnsi="Times New Roman" w:cs="Times New Roman"/>
-        </w:rPr>
-        <w:t xml:space="preserve">Based on the analysis and decision model, implementation of the recommended strategies is estimated to have the potential to generate approximately </w:t>
-      </w:r>
-      <w:r>
-        <w:rPr>
-          <w:rFonts w:ascii="Times New Roman" w:hAnsi="Times New Roman" w:cs="Times New Roman"/>
-          <w:bCs/>
-        </w:rPr>
-        <w:t>£3.2 million in additional revenue</w:t>
-      </w:r>
-      <w:r>
-        <w:rPr>
-          <w:rFonts w:ascii="Times New Roman" w:hAnsi="Times New Roman" w:cs="Times New Roman"/>
-        </w:rPr>
-        <w:t>. This projected impact demonstrates the potential value of translating analytical insights into targeted</w:t>
-      </w:r>
-      <w:r>
-        <w:rPr>
-          <w:rFonts w:ascii="Times New Roman" w:hAnsi="Times New Roman" w:cs="Times New Roman"/>
-        </w:rPr>
-        <w:t xml:space="preserve"> managerial actions.</w:t>
-      </w:r>
-    </w:p>
-    <w:p>
-      <w:pPr>
-        <w:rPr>
-          <w:rFonts w:ascii="Times New Roman" w:hAnsi="Times New Roman" w:cs="Times New Roman"/>
-        </w:rPr>
-      </w:pPr>
-      <w:r>
-        <w:rPr>
-          <w:rFonts w:ascii="Times New Roman" w:hAnsi="Times New Roman" w:cs="Times New Roman"/>
-        </w:rPr>
-        <w:t>The estimated revenue enhancement is associated with strategies focused on strengthening high-performing markets, reducing potential lost sales caused by stock shortages, improving inventory efficiency, and increasing customer spending through cross-selling and product bundling.</w:t>
-      </w:r>
-    </w:p>
-    <w:p>
-      <w:pPr>
-        <w:rPr>
-          <w:rFonts w:ascii="Times New Roman" w:hAnsi="Times New Roman" w:cs="Times New Roman"/>
-        </w:rPr>
-      </w:pPr>
-    </w:p>
-    <w:p>
-      <w:pPr>
+          <w:lang w:val="en-US"/>
+        </w:rPr>
+        <w:t>s</w:t>
+      </w:r>
+      <w:r>
         <w:rPr>
           <w:rFonts w:ascii="Times New Roman" w:hAnsi="Times New Roman" w:cs="Times New Roman"/>
           <w:b/>
           <w:bCs/>
         </w:rPr>
-      </w:pPr>
+        <w:t>trategic Importance and Business Impact</w:t>
+      </w:r>
+    </w:p>
+    <w:p>
+      <w:pPr>
+        <w:rPr>
+          <w:rFonts w:ascii="Times New Roman" w:hAnsi="Times New Roman" w:cs="Times New Roman"/>
+        </w:rPr>
+      </w:pPr>
+      <w:r>
+        <w:rPr>
+          <w:rFonts w:ascii="Times New Roman" w:hAnsi="Times New Roman" w:cs="Times New Roman"/>
+        </w:rPr>
+        <w:t>The Decision Output Framework is an essential component of the Retail Sales Decision Support System because it transforms analytical findings into practical managerial guidance. Rather than presenting decision-makers with information alone, the framework provides specific recommendations regarding how the organization can respond to identified business conditions.</w:t>
+      </w:r>
+    </w:p>
+    <w:p>
+      <w:pPr>
+        <w:rPr>
+          <w:rFonts w:ascii="Times New Roman" w:hAnsi="Times New Roman" w:cs="Times New Roman"/>
+        </w:rPr>
+      </w:pPr>
+      <w:r>
+        <w:rPr>
+          <w:rFonts w:ascii="Times New Roman" w:hAnsi="Times New Roman" w:cs="Times New Roman"/>
+        </w:rPr>
+        <w:t>The prioritization system further supports managerial decision-making by directing attention and resources towards actions with potentially greater business impact. The two high-priority recommendations focus on protecting key revenue sources and ensuring the availability of high-demand products. The three medium-priority recommendations address opportunities related to demand planning, inventory efficiency, and revenue growth.</w:t>
+      </w:r>
+    </w:p>
+    <w:p>
+      <w:pPr>
+        <w:rPr>
+          <w:rFonts w:ascii="Times New Roman" w:hAnsi="Times New Roman" w:cs="Times New Roman"/>
+        </w:rPr>
+      </w:pPr>
+      <w:r>
+        <w:rPr>
+          <w:rFonts w:ascii="Times New Roman" w:hAnsi="Times New Roman" w:cs="Times New Roman"/>
+        </w:rPr>
+        <w:t xml:space="preserve">Based on the analysis and decision model, implementation of the recommended strategies is estimated to have the potential to generate approximately </w:t>
+      </w:r>
       <w:r>
         <w:rPr>
           <w:rFonts w:ascii="Times New Roman" w:hAnsi="Times New Roman" w:cs="Times New Roman"/>
           <w:b/>
           <w:bCs/>
         </w:rPr>
-        <w:t>Integration with the Broader Decision Support System</w:t>
-      </w:r>
-    </w:p>
-    <w:p>
-      <w:pPr>
-        <w:rPr>
-          <w:rFonts w:ascii="Times New Roman" w:hAnsi="Times New Roman" w:cs="Times New Roman"/>
-        </w:rPr>
-      </w:pPr>
-      <w:r>
-        <w:rPr>
-          <w:rFonts w:ascii="Times New Roman" w:hAnsi="Times New Roman" w:cs="Times New Roman"/>
-        </w:rPr>
-        <w:t>The Decision Output Framework functions as the prescriptive layer of the broader Retail Sales Decision Support System. It builds directly upon the analytical insights generated by the other components of the Power BI dashboard and transforms these insights into prioritized recommendations.</w:t>
-      </w:r>
-    </w:p>
-    <w:p>
-      <w:pPr>
-        <w:rPr>
-          <w:rFonts w:ascii="Times New Roman" w:hAnsi="Times New Roman" w:cs="Times New Roman"/>
-        </w:rPr>
-      </w:pPr>
-      <w:r>
-        <w:rPr>
-          <w:rFonts w:ascii="Times New Roman" w:hAnsi="Times New Roman" w:cs="Times New Roman"/>
-        </w:rPr>
-        <w:t>The framework therefore forms an important stage in the overall decision-making process:</w:t>
-      </w:r>
-    </w:p>
-    <w:p>
-      <w:pPr>
-        <w:rPr>
-          <w:rFonts w:ascii="Times New Roman" w:hAnsi="Times New Roman" w:cs="Times New Roman"/>
-        </w:rPr>
-      </w:pPr>
-      <w:r>
+        <w:t>£3.2 million in additional revenue</w:t>
+      </w:r>
+      <w:r>
+        <w:rPr>
+          <w:rFonts w:ascii="Times New Roman" w:hAnsi="Times New Roman" w:cs="Times New Roman"/>
+        </w:rPr>
+        <w:t>. This projected impact demonstrates the potential value of translating analytical insights into targeted managerial actions.</w:t>
+      </w:r>
+    </w:p>
+    <w:p>
+      <w:pPr>
+        <w:rPr>
+          <w:rFonts w:ascii="Times New Roman" w:hAnsi="Times New Roman" w:cs="Times New Roman"/>
+        </w:rPr>
+      </w:pPr>
+      <w:r>
+        <w:rPr>
+          <w:rFonts w:ascii="Times New Roman" w:hAnsi="Times New Roman" w:cs="Times New Roman"/>
+        </w:rPr>
+        <w:t>The estimated revenue enhancement is associated with strategies focused on strengthening high-performing markets, reducing potential lost sales caused by stock shortages, improving inventory efficiency, and increasing customer spending through cross-selling and product bundling.</w:t>
+      </w:r>
+    </w:p>
+    <w:p>
+      <w:pPr>
+        <w:rPr>
+          <w:rFonts w:ascii="Times New Roman" w:hAnsi="Times New Roman" w:cs="Times New Roman"/>
+        </w:rPr>
+      </w:pPr>
+    </w:p>
+    <w:p>
+      <w:pPr>
         <w:rPr>
           <w:rFonts w:ascii="Times New Roman" w:hAnsi="Times New Roman" w:cs="Times New Roman"/>
           <w:b/>
           <w:bCs/>
         </w:rPr>
-        <w:t>Data → Analysis → Insight → Business Impact → Decision Recommendation → Priority → Management Action</w:t>
-      </w:r>
-    </w:p>
-    <w:p>
-      <w:pPr>
-        <w:rPr>
-          <w:rFonts w:ascii="Times New Roman" w:hAnsi="Times New Roman" w:cs="Times New Roman"/>
-        </w:rPr>
-      </w:pPr>
-      <w:r>
-        <w:rPr>
-          <w:rFonts w:ascii="Times New Roman" w:hAnsi="Times New Roman" w:cs="Times New Roman"/>
-        </w:rPr>
-        <w:t>Through this integration, the system provides a clear connection between analytical findings and practical business decisions. The descriptive components of the dashboard provide the information required to understand business performance, while the Decision Output Framework determines how management can respond to the identified insights.</w:t>
-      </w:r>
-    </w:p>
-    <w:p>
-      <w:pPr>
-        <w:rPr>
-          <w:rFonts w:ascii="Times New Roman" w:hAnsi="Times New Roman" w:cs="Times New Roman"/>
-        </w:rPr>
-      </w:pPr>
-      <w:r>
-        <w:rPr>
-          <w:rFonts w:ascii="Times New Roman" w:hAnsi="Times New Roman" w:cs="Times New Roman"/>
-        </w:rPr>
-        <w:t>This ensures that the system operates as a cohesive Decision Support System rather than simply functioning as a reporting or data visualization tool.</w:t>
-      </w:r>
-    </w:p>
-    <w:p>
-      <w:pPr>
-        <w:rPr>
-          <w:rFonts w:ascii="Times New Roman" w:hAnsi="Times New Roman" w:cs="Times New Roman"/>
-        </w:rPr>
-      </w:pPr>
-    </w:p>
-    <w:p>
-      <w:pPr>
+      </w:pPr>
+      <w:r>
         <w:rPr>
           <w:rFonts w:ascii="Times New Roman" w:hAnsi="Times New Roman" w:cs="Times New Roman"/>
           <w:b/>
           <w:bCs/>
         </w:rPr>
+        <w:t>6. Integration with the Broader Decision Support System</w:t>
+      </w:r>
+    </w:p>
+    <w:p>
+      <w:pPr>
+        <w:rPr>
+          <w:rFonts w:ascii="Times New Roman" w:hAnsi="Times New Roman" w:cs="Times New Roman"/>
+        </w:rPr>
+      </w:pPr>
+      <w:r>
+        <w:rPr>
+          <w:rFonts w:ascii="Times New Roman" w:hAnsi="Times New Roman" w:cs="Times New Roman"/>
+        </w:rPr>
+        <w:t>The Decision Output Framework functions as the prescriptive layer of the broader Retail Sales Decision Support System. It builds directly upon the analytical insights generated by the other components of the Power BI dashboard and transforms these insights into prioritized recommendations.</w:t>
+      </w:r>
+    </w:p>
+    <w:p>
+      <w:pPr>
+        <w:rPr>
+          <w:rFonts w:ascii="Times New Roman" w:hAnsi="Times New Roman" w:cs="Times New Roman"/>
+        </w:rPr>
+      </w:pPr>
+      <w:r>
+        <w:rPr>
+          <w:rFonts w:ascii="Times New Roman" w:hAnsi="Times New Roman" w:cs="Times New Roman"/>
+        </w:rPr>
+        <w:t>The framework therefore forms an important stage in the overall decision-making process:</w:t>
+      </w:r>
+    </w:p>
+    <w:p>
+      <w:pPr>
+        <w:rPr>
+          <w:rFonts w:ascii="Times New Roman" w:hAnsi="Times New Roman" w:cs="Times New Roman"/>
+        </w:rPr>
       </w:pPr>
       <w:r>
         <w:rPr>
@@ -4732,6 +4677,58 @@
           <w:b/>
           <w:bCs/>
         </w:rPr>
+        <w:t>Data → Analysis → Insight → Business Impact → Decision Recommendation → Priority → Management Action</w:t>
+      </w:r>
+    </w:p>
+    <w:p>
+      <w:pPr>
+        <w:rPr>
+          <w:rFonts w:ascii="Times New Roman" w:hAnsi="Times New Roman" w:cs="Times New Roman"/>
+        </w:rPr>
+      </w:pPr>
+      <w:r>
+        <w:rPr>
+          <w:rFonts w:ascii="Times New Roman" w:hAnsi="Times New Roman" w:cs="Times New Roman"/>
+        </w:rPr>
+        <w:t>Through this integration, the system provides a clear connection between analytical findings and practical business decisions. The descriptive components of the dashboard provide the information required to understand business performance, while the Decision Output Framework determines how management can respond to the identified insights.</w:t>
+      </w:r>
+    </w:p>
+    <w:p>
+      <w:pPr>
+        <w:rPr>
+          <w:rFonts w:ascii="Times New Roman" w:hAnsi="Times New Roman" w:cs="Times New Roman"/>
+        </w:rPr>
+      </w:pPr>
+      <w:r>
+        <w:rPr>
+          <w:rFonts w:ascii="Times New Roman" w:hAnsi="Times New Roman" w:cs="Times New Roman"/>
+        </w:rPr>
+        <w:t>This ensures that the system operates as a cohesive Decision Support System rather than simply functioning as a reporting or data visualization tool.</w:t>
+      </w:r>
+    </w:p>
+    <w:p>
+      <w:pPr>
+        <w:rPr>
+          <w:rFonts w:ascii="Times New Roman" w:hAnsi="Times New Roman" w:cs="Times New Roman"/>
+        </w:rPr>
+      </w:pPr>
+      <w:bookmarkStart w:id="0" w:name="_GoBack"/>
+      <w:bookmarkEnd w:id="0"/>
+    </w:p>
+    <w:p>
+      <w:pPr>
+        <w:rPr>
+          <w:rFonts w:ascii="Times New Roman" w:hAnsi="Times New Roman" w:cs="Times New Roman"/>
+          <w:b/>
+          <w:bCs/>
+        </w:rPr>
+      </w:pPr>
+      <w:r>
+        <w:rPr>
+          <w:rFonts w:ascii="Times New Roman" w:hAnsi="Times New Roman" w:cs="Times New Roman"/>
+          <w:b/>
+          <w:bCs/>
+        </w:rPr>
         <w:t>7. Conclusion</w:t>
       </w:r>
     </w:p>
@@ -4758,30 +4755,33 @@
         <w:rPr>
           <w:rFonts w:ascii="Times New Roman" w:hAnsi="Times New Roman" w:cs="Times New Roman"/>
         </w:rPr>
-        <w:t>The five recommendations developed address key areas of retail decision-making, including market investment, inventory management, demand forecasting, produc</w:t>
-      </w:r>
-    </w:p>
-    <w:p>
-      <w:pPr>
-        <w:rPr>
-          <w:rFonts w:ascii="Times New Roman" w:hAnsi="Times New Roman" w:cs="Times New Roman"/>
-          <w:lang w:val="en-US"/>
-        </w:rPr>
-      </w:pPr>
-    </w:p>
-    <w:p>
-      <w:pPr>
-        <w:rPr>
-          <w:rFonts w:ascii="Times New Roman" w:hAnsi="Times New Roman" w:cs="Times New Roman"/>
-          <w:lang w:val="en-US"/>
-        </w:rPr>
-      </w:pPr>
-    </w:p>
-    <w:p>
-      <w:pPr>
-        <w:rPr>
-          <w:rFonts w:ascii="Times New Roman" w:hAnsi="Times New Roman" w:cs="Times New Roman"/>
-          <w:lang w:val="en-US"/>
+        <w:t xml:space="preserve">The five recommendations developed address key areas of retail decision-making, including market investment, inventory management, demand forecasting, product portfolio optimisation, and revenue </w:t>
+      </w:r>
+      <w:r>
+        <w:rPr>
+          <w:rFonts w:ascii="Times New Roman" w:hAnsi="Times New Roman" w:cs="Times New Roman"/>
+        </w:rPr>
+        <w:lastRenderedPageBreak/>
+        <w:t>enhancement. The use of priority levels enables decision-makers to distinguish between actions requiring immediate attention and those suitable for medium-term implementation.</w:t>
+      </w:r>
+    </w:p>
+    <w:p>
+      <w:pPr>
+        <w:rPr>
+          <w:rFonts w:ascii="Times New Roman" w:hAnsi="Times New Roman" w:cs="Times New Roman"/>
+        </w:rPr>
+      </w:pPr>
+      <w:r>
+        <w:rPr>
+          <w:rFonts w:ascii="Times New Roman" w:hAnsi="Times New Roman" w:cs="Times New Roman"/>
+        </w:rPr>
+        <w:t>The framework therefore strengthens the overall functionality of the Decision Support System by ensuring that analytical findings are not only presented to decision-makers but are also transformed into practical guidance. Through the integration of insights, business impacts, recommended decisions, and priorities, the Decision Output Framework supports more informed and evidence-based managerial decision-making.</w:t>
+      </w:r>
+    </w:p>
+    <w:p>
+      <w:pPr>
+        <w:rPr>
+          <w:rFonts w:ascii="Times New Roman" w:hAnsi="Times New Roman" w:cs="Times New Roman"/>
         </w:rPr>
       </w:pPr>
     </w:p>
@@ -5123,15 +5123,15 @@
           <w:lang w:val="en-US"/>
         </w:rPr>
       </w:pPr>
-      <w:r>
-        <w:rPr>
-          <w:rFonts w:ascii="Times New Roman" w:hAnsi="Times New Roman" w:cs="Times New Roman"/>
-          <w:lang w:val="en-US"/>
-        </w:rPr>
-        <w:t>Project_report_retail_sales</w:t>
-      </w:r>
-      <w:bookmarkStart w:id="0" w:name="_GoBack"/>
-      <w:bookmarkEnd w:id="0"/>
+      <w:proofErr w:type="spellStart"/>
+      <w:r>
+        <w:rPr>
+          <w:rFonts w:ascii="Times New Roman" w:hAnsi="Times New Roman" w:cs="Times New Roman"/>
+          <w:lang w:val="en-US"/>
+        </w:rPr>
+        <w:t>Reatail_project_report_docx</w:t>
+      </w:r>
+      <w:proofErr w:type="spellEnd"/>
     </w:p>
     <w:p>
       <w:pPr>
@@ -5229,7 +5229,6 @@
           <w:rFonts w:ascii="Times New Roman" w:hAnsi="Times New Roman" w:cs="Times New Roman"/>
           <w:lang w:val="en-US"/>
         </w:rPr>
-        <w:lastRenderedPageBreak/>
         <w:t>Cloned the project repository</w:t>
       </w:r>
     </w:p>
@@ -5270,6 +5269,14 @@
           <w:lang w:val="en-US"/>
         </w:rPr>
       </w:pPr>
+    </w:p>
+    <w:p>
+      <w:pPr>
+        <w:rPr>
+          <w:rFonts w:ascii="Times New Roman" w:hAnsi="Times New Roman" w:cs="Times New Roman"/>
+          <w:lang w:val="en-US"/>
+        </w:rPr>
+      </w:pPr>
       <w:r>
         <w:rPr>
           <w:rFonts w:ascii="Times New Roman" w:hAnsi="Times New Roman" w:cs="Times New Roman"/>
@@ -5285,6 +5292,21 @@
           <w:lang w:val="en-US"/>
         </w:rPr>
       </w:pPr>
+      <w:r>
+        <w:rPr>
+          <w:rFonts w:ascii="Times New Roman" w:hAnsi="Times New Roman" w:cs="Times New Roman"/>
+          <w:lang w:val="en-US"/>
+        </w:rPr>
+        <w:t>Retail_sales_visuals</w:t>
+      </w:r>
+      <w:r>
+        <w:rPr>
+          <w:rFonts w:ascii="Times New Roman" w:hAnsi="Times New Roman" w:cs="Times New Roman"/>
+          <w:lang w:val="en-US"/>
+        </w:rPr>
+        <w:softHyphen/>
+        <w:t xml:space="preserve">_v1.pbix </w:t>
+      </w:r>
     </w:p>
     <w:p>
       <w:pPr>
@@ -5406,6 +5428,7 @@
           <w:noProof/>
           <w:lang w:val="en-US"/>
         </w:rPr>
+        <w:lastRenderedPageBreak/>
         <w:drawing>
           <wp:inline distT="0" distB="0" distL="0" distR="0" wp14:anchorId="77E93323" wp14:editId="75B1C1F9">
             <wp:extent cx="5731510" cy="2566035"/>
@@ -6143,6 +6166,164 @@
     </w:lvl>
   </w:abstractNum>
   <w:abstractNum w:abstractNumId="6" w15:restartNumberingAfterBreak="0">
+    <w:nsid w:val="39E13F54"/>
+    <w:multiLevelType w:val="multilevel"/>
+    <w:tmpl w:val="8E282200"/>
+    <w:lvl w:ilvl="0">
+      <w:start w:val="1"/>
+      <w:numFmt w:val="bullet"/>
+      <w:lvlText w:val=""/>
+      <w:lvlJc w:val="left"/>
+      <w:pPr>
+        <w:tabs>
+          <w:tab w:val="num" w:pos="720"/>
+        </w:tabs>
+        <w:ind w:left="720" w:hanging="360"/>
+      </w:pPr>
+      <w:rPr>
+        <w:rFonts w:ascii="Symbol" w:hAnsi="Symbol" w:hint="default"/>
+        <w:sz w:val="20"/>
+        <w:szCs w:val="20"/>
+      </w:rPr>
+    </w:lvl>
+    <w:lvl w:ilvl="1">
+      <w:start w:val="1"/>
+      <w:numFmt w:val="bullet"/>
+      <w:lvlText w:val="o"/>
+      <w:lvlJc w:val="left"/>
+      <w:pPr>
+        <w:tabs>
+          <w:tab w:val="num" w:pos="1440"/>
+        </w:tabs>
+        <w:ind w:left="1440" w:hanging="360"/>
+      </w:pPr>
+      <w:rPr>
+        <w:rFonts w:ascii="Courier New" w:hAnsi="Courier New" w:cs="Courier New" w:hint="default"/>
+        <w:sz w:val="20"/>
+        <w:szCs w:val="20"/>
+      </w:rPr>
+    </w:lvl>
+    <w:lvl w:ilvl="2">
+      <w:start w:val="1"/>
+      <w:numFmt w:val="bullet"/>
+      <w:lvlText w:val=""/>
+      <w:lvlJc w:val="left"/>
+      <w:pPr>
+        <w:tabs>
+          <w:tab w:val="num" w:pos="2160"/>
+        </w:tabs>
+        <w:ind w:left="2160" w:hanging="360"/>
+      </w:pPr>
+      <w:rPr>
+        <w:rFonts w:ascii="Wingdings" w:hAnsi="Wingdings" w:hint="default"/>
+        <w:sz w:val="20"/>
+        <w:szCs w:val="20"/>
+      </w:rPr>
+    </w:lvl>
+    <w:lvl w:ilvl="3">
+      <w:start w:val="1"/>
+      <w:numFmt w:val="bullet"/>
+      <w:lvlText w:val=""/>
+      <w:lvlJc w:val="left"/>
+      <w:pPr>
+        <w:tabs>
+          <w:tab w:val="num" w:pos="2880"/>
+        </w:tabs>
+        <w:ind w:left="2880" w:hanging="360"/>
+      </w:pPr>
+      <w:rPr>
+        <w:rFonts w:ascii="Wingdings" w:hAnsi="Wingdings" w:hint="default"/>
+        <w:sz w:val="20"/>
+        <w:szCs w:val="20"/>
+      </w:rPr>
+    </w:lvl>
+    <w:lvl w:ilvl="4">
+      <w:start w:val="1"/>
+      <w:numFmt w:val="bullet"/>
+      <w:lvlText w:val=""/>
+      <w:lvlJc w:val="left"/>
+      <w:pPr>
+        <w:tabs>
+          <w:tab w:val="num" w:pos="3600"/>
+        </w:tabs>
+        <w:ind w:left="3600" w:hanging="360"/>
+      </w:pPr>
+      <w:rPr>
+        <w:rFonts w:ascii="Wingdings" w:hAnsi="Wingdings" w:hint="default"/>
+        <w:sz w:val="20"/>
+        <w:szCs w:val="20"/>
+      </w:rPr>
+    </w:lvl>
+    <w:lvl w:ilvl="5">
+      <w:start w:val="1"/>
+      <w:numFmt w:val="bullet"/>
+      <w:lvlText w:val=""/>
+      <w:lvlJc w:val="left"/>
+      <w:pPr>
+        <w:tabs>
+          <w:tab w:val="num" w:pos="4320"/>
+        </w:tabs>
+        <w:ind w:left="4320" w:hanging="360"/>
+      </w:pPr>
+      <w:rPr>
+        <w:rFonts w:ascii="Wingdings" w:hAnsi="Wingdings" w:hint="default"/>
+        <w:sz w:val="20"/>
+        <w:szCs w:val="20"/>
+      </w:rPr>
+    </w:lvl>
+    <w:lvl w:ilvl="6">
+      <w:start w:val="1"/>
+      <w:numFmt w:val="bullet"/>
+      <w:lvlText w:val=""/>
+      <w:lvlJc w:val="left"/>
+      <w:pPr>
+        <w:tabs>
+          <w:tab w:val="num" w:pos="5040"/>
+        </w:tabs>
+        <w:ind w:left="5040" w:hanging="360"/>
+      </w:pPr>
+      <w:rPr>
+        <w:rFonts w:ascii="Wingdings" w:hAnsi="Wingdings" w:hint="default"/>
+        <w:sz w:val="20"/>
+        <w:szCs w:val="20"/>
+      </w:rPr>
+    </w:lvl>
+    <w:lvl w:ilvl="7">
+      <w:start w:val="1"/>
+      <w:numFmt w:val="bullet"/>
+      <w:lvlText w:val=""/>
+      <w:lvlJc w:val="left"/>
+      <w:pPr>
+        <w:tabs>
+          <w:tab w:val="num" w:pos="5760"/>
+        </w:tabs>
+        <w:ind w:left="5760" w:hanging="360"/>
+      </w:pPr>
+      <w:rPr>
+        <w:rFonts w:ascii="Wingdings" w:hAnsi="Wingdings" w:hint="default"/>
+        <w:sz w:val="20"/>
+        <w:szCs w:val="20"/>
+      </w:rPr>
+    </w:lvl>
+    <w:lvl w:ilvl="8">
+      <w:start w:val="1"/>
+      <w:numFmt w:val="bullet"/>
+      <w:lvlText w:val=""/>
+      <w:lvlJc w:val="left"/>
+      <w:pPr>
+        <w:tabs>
+          <w:tab w:val="num" w:pos="6480"/>
+        </w:tabs>
+        <w:ind w:left="6480" w:hanging="360"/>
+      </w:pPr>
+      <w:rPr>
+        <w:rFonts w:ascii="Wingdings" w:hAnsi="Wingdings" w:hint="default"/>
+        <w:sz w:val="20"/>
+        <w:szCs w:val="20"/>
+      </w:rPr>
+    </w:lvl>
+  </w:abstractNum>
+  <w:abstractNum w:abstractNumId="7" w15:restartNumberingAfterBreak="0">
     <w:nsid w:val="4A2D5291"/>
     <w:multiLevelType w:val="hybridMultilevel"/>
     <w:tmpl w:val="8FD2DEE4"/>
@@ -6255,7 +6436,165 @@
       </w:rPr>
     </w:lvl>
   </w:abstractNum>
-  <w:abstractNum w:abstractNumId="7" w15:restartNumberingAfterBreak="0">
+  <w:abstractNum w:abstractNumId="8" w15:restartNumberingAfterBreak="0">
+    <w:nsid w:val="586E2E7A"/>
+    <w:multiLevelType w:val="multilevel"/>
+    <w:tmpl w:val="571888B8"/>
+    <w:lvl w:ilvl="0">
+      <w:start w:val="1"/>
+      <w:numFmt w:val="bullet"/>
+      <w:lvlText w:val=""/>
+      <w:lvlJc w:val="left"/>
+      <w:pPr>
+        <w:tabs>
+          <w:tab w:val="num" w:pos="720"/>
+        </w:tabs>
+        <w:ind w:left="720" w:hanging="360"/>
+      </w:pPr>
+      <w:rPr>
+        <w:rFonts w:ascii="Symbol" w:hAnsi="Symbol" w:hint="default"/>
+        <w:sz w:val="20"/>
+        <w:szCs w:val="20"/>
+      </w:rPr>
+    </w:lvl>
+    <w:lvl w:ilvl="1">
+      <w:start w:val="1"/>
+      <w:numFmt w:val="bullet"/>
+      <w:lvlText w:val="o"/>
+      <w:lvlJc w:val="left"/>
+      <w:pPr>
+        <w:tabs>
+          <w:tab w:val="num" w:pos="1440"/>
+        </w:tabs>
+        <w:ind w:left="1440" w:hanging="360"/>
+      </w:pPr>
+      <w:rPr>
+        <w:rFonts w:ascii="Courier New" w:hAnsi="Courier New" w:cs="Courier New" w:hint="default"/>
+        <w:sz w:val="20"/>
+        <w:szCs w:val="20"/>
+      </w:rPr>
+    </w:lvl>
+    <w:lvl w:ilvl="2">
+      <w:start w:val="1"/>
+      <w:numFmt w:val="bullet"/>
+      <w:lvlText w:val=""/>
+      <w:lvlJc w:val="left"/>
+      <w:pPr>
+        <w:tabs>
+          <w:tab w:val="num" w:pos="2160"/>
+        </w:tabs>
+        <w:ind w:left="2160" w:hanging="360"/>
+      </w:pPr>
+      <w:rPr>
+        <w:rFonts w:ascii="Wingdings" w:hAnsi="Wingdings" w:hint="default"/>
+        <w:sz w:val="20"/>
+        <w:szCs w:val="20"/>
+      </w:rPr>
+    </w:lvl>
+    <w:lvl w:ilvl="3">
+      <w:start w:val="1"/>
+      <w:numFmt w:val="bullet"/>
+      <w:lvlText w:val=""/>
+      <w:lvlJc w:val="left"/>
+      <w:pPr>
+        <w:tabs>
+          <w:tab w:val="num" w:pos="2880"/>
+        </w:tabs>
+        <w:ind w:left="2880" w:hanging="360"/>
+      </w:pPr>
+      <w:rPr>
+        <w:rFonts w:ascii="Wingdings" w:hAnsi="Wingdings" w:hint="default"/>
+        <w:sz w:val="20"/>
+        <w:szCs w:val="20"/>
+      </w:rPr>
+    </w:lvl>
+    <w:lvl w:ilvl="4">
+      <w:start w:val="1"/>
+      <w:numFmt w:val="bullet"/>
+      <w:lvlText w:val=""/>
+      <w:lvlJc w:val="left"/>
+      <w:pPr>
+        <w:tabs>
+          <w:tab w:val="num" w:pos="3600"/>
+        </w:tabs>
+        <w:ind w:left="3600" w:hanging="360"/>
+      </w:pPr>
+      <w:rPr>
+        <w:rFonts w:ascii="Wingdings" w:hAnsi="Wingdings" w:hint="default"/>
+        <w:sz w:val="20"/>
+        <w:szCs w:val="20"/>
+      </w:rPr>
+    </w:lvl>
+    <w:lvl w:ilvl="5">
+      <w:start w:val="1"/>
+      <w:numFmt w:val="bullet"/>
+      <w:lvlText w:val=""/>
+      <w:lvlJc w:val="left"/>
+      <w:pPr>
+        <w:tabs>
+          <w:tab w:val="num" w:pos="4320"/>
+        </w:tabs>
+        <w:ind w:left="4320" w:hanging="360"/>
+      </w:pPr>
+      <w:rPr>
+        <w:rFonts w:ascii="Wingdings" w:hAnsi="Wingdings" w:hint="default"/>
+        <w:sz w:val="20"/>
+        <w:szCs w:val="20"/>
+      </w:rPr>
+    </w:lvl>
+    <w:lvl w:ilvl="6">
+      <w:start w:val="1"/>
+      <w:numFmt w:val="bullet"/>
+      <w:lvlText w:val=""/>
+      <w:lvlJc w:val="left"/>
+      <w:pPr>
+        <w:tabs>
+          <w:tab w:val="num" w:pos="5040"/>
+        </w:tabs>
+        <w:ind w:left="5040" w:hanging="360"/>
+      </w:pPr>
+      <w:rPr>
+        <w:rFonts w:ascii="Wingdings" w:hAnsi="Wingdings" w:hint="default"/>
+        <w:sz w:val="20"/>
+        <w:szCs w:val="20"/>
+      </w:rPr>
+    </w:lvl>
+    <w:lvl w:ilvl="7">
+      <w:start w:val="1"/>
+      <w:numFmt w:val="bullet"/>
+      <w:lvlText w:val=""/>
+      <w:lvlJc w:val="left"/>
+      <w:pPr>
+        <w:tabs>
+          <w:tab w:val="num" w:pos="5760"/>
+        </w:tabs>
+        <w:ind w:left="5760" w:hanging="360"/>
+      </w:pPr>
+      <w:rPr>
+        <w:rFonts w:ascii="Wingdings" w:hAnsi="Wingdings" w:hint="default"/>
+        <w:sz w:val="20"/>
+        <w:szCs w:val="20"/>
+      </w:rPr>
+    </w:lvl>
+    <w:lvl w:ilvl="8">
+      <w:start w:val="1"/>
+      <w:numFmt w:val="bullet"/>
+      <w:lvlText w:val=""/>
+      <w:lvlJc w:val="left"/>
+      <w:pPr>
+        <w:tabs>
+          <w:tab w:val="num" w:pos="6480"/>
+        </w:tabs>
+        <w:ind w:left="6480" w:hanging="360"/>
+      </w:pPr>
+      <w:rPr>
+        <w:rFonts w:ascii="Wingdings" w:hAnsi="Wingdings" w:hint="default"/>
+        <w:sz w:val="20"/>
+        <w:szCs w:val="20"/>
+      </w:rPr>
+    </w:lvl>
+  </w:abstractNum>
+  <w:abstractNum w:abstractNumId="9" w15:restartNumberingAfterBreak="0">
     <w:nsid w:val="5CB0082D"/>
     <w:multiLevelType w:val="hybridMultilevel"/>
     <w:tmpl w:val="3E60603E"/>
@@ -6344,7 +6683,7 @@
       </w:pPr>
     </w:lvl>
   </w:abstractNum>
-  <w:abstractNum w:abstractNumId="8" w15:restartNumberingAfterBreak="0">
+  <w:abstractNum w:abstractNumId="10" w15:restartNumberingAfterBreak="0">
     <w:nsid w:val="64B83701"/>
     <w:multiLevelType w:val="hybridMultilevel"/>
     <w:tmpl w:val="C562CDA4"/>
@@ -6457,7 +6796,7 @@
       </w:rPr>
     </w:lvl>
   </w:abstractNum>
-  <w:abstractNum w:abstractNumId="9" w15:restartNumberingAfterBreak="0">
+  <w:abstractNum w:abstractNumId="11" w15:restartNumberingAfterBreak="0">
     <w:nsid w:val="65386E37"/>
     <w:multiLevelType w:val="hybridMultilevel"/>
     <w:tmpl w:val="19ECCD3E"/>
@@ -6570,7 +6909,7 @@
       </w:rPr>
     </w:lvl>
   </w:abstractNum>
-  <w:abstractNum w:abstractNumId="10" w15:restartNumberingAfterBreak="0">
+  <w:abstractNum w:abstractNumId="12" w15:restartNumberingAfterBreak="0">
     <w:nsid w:val="6598561A"/>
     <w:multiLevelType w:val="multilevel"/>
     <w:tmpl w:val="E7F40A2E"/>
@@ -6728,7 +7067,7 @@
       </w:rPr>
     </w:lvl>
   </w:abstractNum>
-  <w:abstractNum w:abstractNumId="11" w15:restartNumberingAfterBreak="0">
+  <w:abstractNum w:abstractNumId="13" w15:restartNumberingAfterBreak="0">
     <w:nsid w:val="684443E7"/>
     <w:multiLevelType w:val="hybridMultilevel"/>
     <w:tmpl w:val="56E646E6"/>
@@ -6841,7 +7180,7 @@
       </w:rPr>
     </w:lvl>
   </w:abstractNum>
-  <w:abstractNum w:abstractNumId="12" w15:restartNumberingAfterBreak="0">
+  <w:abstractNum w:abstractNumId="14" w15:restartNumberingAfterBreak="0">
     <w:nsid w:val="6A7E3321"/>
     <w:multiLevelType w:val="hybridMultilevel"/>
     <w:tmpl w:val="3F68FFB0"/>
@@ -6930,7 +7269,7 @@
       </w:pPr>
     </w:lvl>
   </w:abstractNum>
-  <w:abstractNum w:abstractNumId="13" w15:restartNumberingAfterBreak="0">
+  <w:abstractNum w:abstractNumId="15" w15:restartNumberingAfterBreak="0">
     <w:nsid w:val="72E04A51"/>
     <w:multiLevelType w:val="hybridMultilevel"/>
     <w:tmpl w:val="B938129C"/>
@@ -7043,7 +7382,7 @@
       </w:rPr>
     </w:lvl>
   </w:abstractNum>
-  <w:abstractNum w:abstractNumId="14" w15:restartNumberingAfterBreak="0">
+  <w:abstractNum w:abstractNumId="16" w15:restartNumberingAfterBreak="0">
     <w:nsid w:val="78B51700"/>
     <w:multiLevelType w:val="hybridMultilevel"/>
     <w:tmpl w:val="1328388E"/>
@@ -7132,7 +7471,7 @@
       </w:pPr>
     </w:lvl>
   </w:abstractNum>
-  <w:abstractNum w:abstractNumId="15" w15:restartNumberingAfterBreak="0">
+  <w:abstractNum w:abstractNumId="17" w15:restartNumberingAfterBreak="0">
     <w:nsid w:val="7C2D235B"/>
     <w:multiLevelType w:val="hybridMultilevel"/>
     <w:tmpl w:val="3090623A"/>
@@ -7245,7 +7584,7 @@
       </w:rPr>
     </w:lvl>
   </w:abstractNum>
-  <w:abstractNum w:abstractNumId="16" w15:restartNumberingAfterBreak="0">
+  <w:abstractNum w:abstractNumId="18" w15:restartNumberingAfterBreak="0">
     <w:nsid w:val="7EFC5FD7"/>
     <w:multiLevelType w:val="hybridMultilevel"/>
     <w:tmpl w:val="0BE8045C"/>
@@ -7362,25 +7701,25 @@
     <w:abstractNumId w:val="2"/>
   </w:num>
   <w:num w:numId="2">
-    <w:abstractNumId w:val="16"/>
+    <w:abstractNumId w:val="18"/>
   </w:num>
   <w:num w:numId="3">
-    <w:abstractNumId w:val="9"/>
+    <w:abstractNumId w:val="11"/>
   </w:num>
   <w:num w:numId="4">
     <w:abstractNumId w:val="3"/>
   </w:num>
   <w:num w:numId="5">
-    <w:abstractNumId w:val="12"/>
+    <w:abstractNumId w:val="14"/>
   </w:num>
   <w:num w:numId="6">
-    <w:abstractNumId w:val="14"/>
+    <w:abstractNumId w:val="16"/>
   </w:num>
   <w:num w:numId="7">
     <w:abstractNumId w:val="0"/>
   </w:num>
   <w:num w:numId="8">
-    <w:abstractNumId w:val="7"/>
+    <w:abstractNumId w:val="9"/>
   </w:num>
   <w:num w:numId="9">
     <w:abstractNumId w:val="5"/>
@@ -7389,25 +7728,49 @@
     <w:abstractNumId w:val="1"/>
   </w:num>
   <w:num w:numId="11">
-    <w:abstractNumId w:val="6"/>
+    <w:abstractNumId w:val="7"/>
   </w:num>
   <w:num w:numId="12">
+    <w:abstractNumId w:val="15"/>
+  </w:num>
+  <w:num w:numId="13">
     <w:abstractNumId w:val="13"/>
   </w:num>
-  <w:num w:numId="13">
-    <w:abstractNumId w:val="11"/>
-  </w:num>
   <w:num w:numId="14">
-    <w:abstractNumId w:val="8"/>
+    <w:abstractNumId w:val="10"/>
   </w:num>
   <w:num w:numId="15">
-    <w:abstractNumId w:val="15"/>
+    <w:abstractNumId w:val="17"/>
   </w:num>
   <w:num w:numId="16">
     <w:abstractNumId w:val="4"/>
   </w:num>
   <w:num w:numId="17">
-    <w:abstractNumId w:val="10"/>
+    <w:abstractNumId w:val="12"/>
+  </w:num>
+  <w:num w:numId="18">
+    <w:abstractNumId w:val="6"/>
+    <w:lvlOverride w:ilvl="0"/>
+    <w:lvlOverride w:ilvl="1"/>
+    <w:lvlOverride w:ilvl="2"/>
+    <w:lvlOverride w:ilvl="3"/>
+    <w:lvlOverride w:ilvl="4"/>
+    <w:lvlOverride w:ilvl="5"/>
+    <w:lvlOverride w:ilvl="6"/>
+    <w:lvlOverride w:ilvl="7"/>
+    <w:lvlOverride w:ilvl="8"/>
+  </w:num>
+  <w:num w:numId="19">
+    <w:abstractNumId w:val="8"/>
+    <w:lvlOverride w:ilvl="0"/>
+    <w:lvlOverride w:ilvl="1"/>
+    <w:lvlOverride w:ilvl="2"/>
+    <w:lvlOverride w:ilvl="3"/>
+    <w:lvlOverride w:ilvl="4"/>
+    <w:lvlOverride w:ilvl="5"/>
+    <w:lvlOverride w:ilvl="6"/>
+    <w:lvlOverride w:ilvl="7"/>
+    <w:lvlOverride w:ilvl="8"/>
   </w:num>
 </w:numbering>
 </file>
@@ -7882,7 +8245,6 @@
   <w:style w:type="character" w:default="1" w:styleId="DefaultParagraphFont">
     <w:name w:val="Default Paragraph Font"/>
     <w:uiPriority w:val="1"/>
-    <w:semiHidden/>
     <w:unhideWhenUsed/>
   </w:style>
   <w:style w:type="table" w:default="1" w:styleId="TableNormal">
